--- a/docs/pilot-study/manuscripts/Supplement1_verification_v2.32.docx
+++ b/docs/pilot-study/manuscripts/Supplement1_verification_v2.32.docx
@@ -35,7 +35,7 @@
     </w:p>
     <w:p>
       <w:r>
-        <w:t>・実行日時：2026-09-04T14:18:50.939Z（Node.js v22.20.0 / darwin / audioscope-edu 1.0.0）</w:t>
+        <w:t>・実行日時：2026-09-04T14:18:50.939Z（Node.js v22.20.0 / macOS 26.5.2 / audioscope-edu 1.0.0）</w:t>
       </w:r>
     </w:p>
     <w:p>
@@ -88,7 +88,7 @@
     </w:p>
     <w:p>
       <w:r>
-        <w:t>規格本文の表は転載しない。実装した教育用JSONから、気導中央値（dB HL）の要約を示す。0.125 kHzはISO表にないため教育用に隣接帯から補間・拘束している。骨導基準はISOが直接規定するものではなく、気骨導関係の著者規則から生成する。</w:t>
+        <w:t>規格本文の表は転載しない。実装した教育用JSONの気導中央値（dB HL）を示す。各年齢群の代表年齢は、ISO 7029:2017の式に代入した年齢として 20歳代＝20歳、30歳代＝30歳、40歳代＝40歳、50歳代＝50歳、60歳代＝60歳、70歳代＝70歳 （各群の下限年齢）とした。ISO 7029:2017の係数表は125 Hzならびに1.5・3・6 kHzを含む。本システムの生成周波数は0.125・0.25・0.5・1・2・4・8 kHzであり、1.5・3・6 kHzは未実装である。0.125 kHzはISO係数表に含まれるが、現行の参照JSONには0.25–8 kHzのみを格納しているため、実装上は0.25 kHzの参照値を流用し、周波数別の教育用上下限で拘束している（規格値の隣接帯補間ではない）。骨導基準はISOが直接規定するものではなく、気骨導関係の著者規則から生成する。</w:t>
       </w:r>
     </w:p>
     <w:tbl>
@@ -98,18 +98,21 @@
         <w:tblLook w:firstColumn="1" w:firstRow="1" w:lastColumn="0" w:lastRow="0" w:noHBand="0" w:noVBand="1" w:val="04A0"/>
       </w:tblPr>
       <w:tblGrid>
-        <w:gridCol w:w="1234"/>
-        <w:gridCol w:w="1234"/>
-        <w:gridCol w:w="1234"/>
-        <w:gridCol w:w="1234"/>
-        <w:gridCol w:w="1234"/>
-        <w:gridCol w:w="1234"/>
-        <w:gridCol w:w="1234"/>
+        <w:gridCol w:w="864"/>
+        <w:gridCol w:w="864"/>
+        <w:gridCol w:w="864"/>
+        <w:gridCol w:w="864"/>
+        <w:gridCol w:w="864"/>
+        <w:gridCol w:w="864"/>
+        <w:gridCol w:w="864"/>
+        <w:gridCol w:w="864"/>
+        <w:gridCol w:w="864"/>
+        <w:gridCol w:w="864"/>
       </w:tblGrid>
       <w:tr>
         <w:tc>
           <w:tcPr>
-            <w:tcW w:type="dxa" w:w="1234"/>
+            <w:tcW w:type="dxa" w:w="864"/>
           </w:tcPr>
           <w:p>
             <w:r>
@@ -119,7 +122,7 @@
         </w:tc>
         <w:tc>
           <w:tcPr>
-            <w:tcW w:type="dxa" w:w="1234"/>
+            <w:tcW w:type="dxa" w:w="864"/>
           </w:tcPr>
           <w:p>
             <w:r>
@@ -129,7 +132,37 @@
         </w:tc>
         <w:tc>
           <w:tcPr>
-            <w:tcW w:type="dxa" w:w="1234"/>
+            <w:tcW w:type="dxa" w:w="864"/>
+          </w:tcPr>
+          <w:p>
+            <w:r>
+              <w:t>代表年齢</w:t>
+            </w:r>
+          </w:p>
+        </w:tc>
+        <w:tc>
+          <w:tcPr>
+            <w:tcW w:type="dxa" w:w="864"/>
+          </w:tcPr>
+          <w:p>
+            <w:r>
+              <w:t>0.125 kHz</w:t>
+            </w:r>
+          </w:p>
+        </w:tc>
+        <w:tc>
+          <w:tcPr>
+            <w:tcW w:type="dxa" w:w="864"/>
+          </w:tcPr>
+          <w:p>
+            <w:r>
+              <w:t>0.25 kHz</w:t>
+            </w:r>
+          </w:p>
+        </w:tc>
+        <w:tc>
+          <w:tcPr>
+            <w:tcW w:type="dxa" w:w="864"/>
           </w:tcPr>
           <w:p>
             <w:r>
@@ -139,7 +172,7 @@
         </w:tc>
         <w:tc>
           <w:tcPr>
-            <w:tcW w:type="dxa" w:w="1234"/>
+            <w:tcW w:type="dxa" w:w="864"/>
           </w:tcPr>
           <w:p>
             <w:r>
@@ -149,7 +182,7 @@
         </w:tc>
         <w:tc>
           <w:tcPr>
-            <w:tcW w:type="dxa" w:w="1234"/>
+            <w:tcW w:type="dxa" w:w="864"/>
           </w:tcPr>
           <w:p>
             <w:r>
@@ -159,7 +192,7 @@
         </w:tc>
         <w:tc>
           <w:tcPr>
-            <w:tcW w:type="dxa" w:w="1234"/>
+            <w:tcW w:type="dxa" w:w="864"/>
           </w:tcPr>
           <w:p>
             <w:r>
@@ -169,7 +202,7 @@
         </w:tc>
         <w:tc>
           <w:tcPr>
-            <w:tcW w:type="dxa" w:w="1234"/>
+            <w:tcW w:type="dxa" w:w="864"/>
           </w:tcPr>
           <w:p>
             <w:r>
@@ -181,7 +214,7 @@
       <w:tr>
         <w:tc>
           <w:tcPr>
-            <w:tcW w:type="dxa" w:w="1234"/>
+            <w:tcW w:type="dxa" w:w="864"/>
           </w:tcPr>
           <w:p>
             <w:r>
@@ -191,7 +224,7 @@
         </w:tc>
         <w:tc>
           <w:tcPr>
-            <w:tcW w:type="dxa" w:w="1234"/>
+            <w:tcW w:type="dxa" w:w="864"/>
           </w:tcPr>
           <w:p>
             <w:r>
@@ -201,7 +234,17 @@
         </w:tc>
         <w:tc>
           <w:tcPr>
-            <w:tcW w:type="dxa" w:w="1234"/>
+            <w:tcW w:type="dxa" w:w="864"/>
+          </w:tcPr>
+          <w:p>
+            <w:r>
+              <w:t>20</w:t>
+            </w:r>
+          </w:p>
+        </w:tc>
+        <w:tc>
+          <w:tcPr>
+            <w:tcW w:type="dxa" w:w="864"/>
           </w:tcPr>
           <w:p>
             <w:r>
@@ -211,7 +254,7 @@
         </w:tc>
         <w:tc>
           <w:tcPr>
-            <w:tcW w:type="dxa" w:w="1234"/>
+            <w:tcW w:type="dxa" w:w="864"/>
           </w:tcPr>
           <w:p>
             <w:r>
@@ -221,7 +264,7 @@
         </w:tc>
         <w:tc>
           <w:tcPr>
-            <w:tcW w:type="dxa" w:w="1234"/>
+            <w:tcW w:type="dxa" w:w="864"/>
           </w:tcPr>
           <w:p>
             <w:r>
@@ -231,7 +274,7 @@
         </w:tc>
         <w:tc>
           <w:tcPr>
-            <w:tcW w:type="dxa" w:w="1234"/>
+            <w:tcW w:type="dxa" w:w="864"/>
           </w:tcPr>
           <w:p>
             <w:r>
@@ -241,7 +284,27 @@
         </w:tc>
         <w:tc>
           <w:tcPr>
-            <w:tcW w:type="dxa" w:w="1234"/>
+            <w:tcW w:type="dxa" w:w="864"/>
+          </w:tcPr>
+          <w:p>
+            <w:r>
+              <w:t>0.0</w:t>
+            </w:r>
+          </w:p>
+        </w:tc>
+        <w:tc>
+          <w:tcPr>
+            <w:tcW w:type="dxa" w:w="864"/>
+          </w:tcPr>
+          <w:p>
+            <w:r>
+              <w:t>0.0</w:t>
+            </w:r>
+          </w:p>
+        </w:tc>
+        <w:tc>
+          <w:tcPr>
+            <w:tcW w:type="dxa" w:w="864"/>
           </w:tcPr>
           <w:p>
             <w:r>
@@ -253,7 +316,7 @@
       <w:tr>
         <w:tc>
           <w:tcPr>
-            <w:tcW w:type="dxa" w:w="1234"/>
+            <w:tcW w:type="dxa" w:w="864"/>
           </w:tcPr>
           <w:p>
             <w:r>
@@ -263,61 +326,91 @@
         </w:tc>
         <w:tc>
           <w:tcPr>
-            <w:tcW w:type="dxa" w:w="1234"/>
-          </w:tcPr>
-          <w:p>
-            <w:r>
-              <w:t>50s</w:t>
-            </w:r>
-          </w:p>
-        </w:tc>
-        <w:tc>
-          <w:tcPr>
-            <w:tcW w:type="dxa" w:w="1234"/>
-          </w:tcPr>
-          <w:p>
-            <w:r>
-              <w:t>3.0</w:t>
-            </w:r>
-          </w:p>
-        </w:tc>
-        <w:tc>
-          <w:tcPr>
-            <w:tcW w:type="dxa" w:w="1234"/>
-          </w:tcPr>
-          <w:p>
-            <w:r>
-              <w:t>4.0</w:t>
-            </w:r>
-          </w:p>
-        </w:tc>
-        <w:tc>
-          <w:tcPr>
-            <w:tcW w:type="dxa" w:w="1234"/>
-          </w:tcPr>
-          <w:p>
-            <w:r>
-              <w:t>6.5</w:t>
-            </w:r>
-          </w:p>
-        </w:tc>
-        <w:tc>
-          <w:tcPr>
-            <w:tcW w:type="dxa" w:w="1234"/>
-          </w:tcPr>
-          <w:p>
-            <w:r>
-              <w:t>10.7</w:t>
-            </w:r>
-          </w:p>
-        </w:tc>
-        <w:tc>
-          <w:tcPr>
-            <w:tcW w:type="dxa" w:w="1234"/>
-          </w:tcPr>
-          <w:p>
-            <w:r>
-              <w:t>16.1</w:t>
+            <w:tcW w:type="dxa" w:w="864"/>
+          </w:tcPr>
+          <w:p>
+            <w:r>
+              <w:t>30s</w:t>
+            </w:r>
+          </w:p>
+        </w:tc>
+        <w:tc>
+          <w:tcPr>
+            <w:tcW w:type="dxa" w:w="864"/>
+          </w:tcPr>
+          <w:p>
+            <w:r>
+              <w:t>30</w:t>
+            </w:r>
+          </w:p>
+        </w:tc>
+        <w:tc>
+          <w:tcPr>
+            <w:tcW w:type="dxa" w:w="864"/>
+          </w:tcPr>
+          <w:p>
+            <w:r>
+              <w:t>0.2</w:t>
+            </w:r>
+          </w:p>
+        </w:tc>
+        <w:tc>
+          <w:tcPr>
+            <w:tcW w:type="dxa" w:w="864"/>
+          </w:tcPr>
+          <w:p>
+            <w:r>
+              <w:t>0.2</w:t>
+            </w:r>
+          </w:p>
+        </w:tc>
+        <w:tc>
+          <w:tcPr>
+            <w:tcW w:type="dxa" w:w="864"/>
+          </w:tcPr>
+          <w:p>
+            <w:r>
+              <w:t>0.3</w:t>
+            </w:r>
+          </w:p>
+        </w:tc>
+        <w:tc>
+          <w:tcPr>
+            <w:tcW w:type="dxa" w:w="864"/>
+          </w:tcPr>
+          <w:p>
+            <w:r>
+              <w:t>0.3</w:t>
+            </w:r>
+          </w:p>
+        </w:tc>
+        <w:tc>
+          <w:tcPr>
+            <w:tcW w:type="dxa" w:w="864"/>
+          </w:tcPr>
+          <w:p>
+            <w:r>
+              <w:t>0.6</w:t>
+            </w:r>
+          </w:p>
+        </w:tc>
+        <w:tc>
+          <w:tcPr>
+            <w:tcW w:type="dxa" w:w="864"/>
+          </w:tcPr>
+          <w:p>
+            <w:r>
+              <w:t>1.1</w:t>
+            </w:r>
+          </w:p>
+        </w:tc>
+        <w:tc>
+          <w:tcPr>
+            <w:tcW w:type="dxa" w:w="864"/>
+          </w:tcPr>
+          <w:p>
+            <w:r>
+              <w:t>1.6</w:t>
             </w:r>
           </w:p>
         </w:tc>
@@ -325,7 +418,7 @@
       <w:tr>
         <w:tc>
           <w:tcPr>
-            <w:tcW w:type="dxa" w:w="1234"/>
+            <w:tcW w:type="dxa" w:w="864"/>
           </w:tcPr>
           <w:p>
             <w:r>
@@ -335,61 +428,91 @@
         </w:tc>
         <w:tc>
           <w:tcPr>
-            <w:tcW w:type="dxa" w:w="1234"/>
-          </w:tcPr>
-          <w:p>
-            <w:r>
-              <w:t>70s</w:t>
-            </w:r>
-          </w:p>
-        </w:tc>
-        <w:tc>
-          <w:tcPr>
-            <w:tcW w:type="dxa" w:w="1234"/>
-          </w:tcPr>
-          <w:p>
-            <w:r>
-              <w:t>10.4</w:t>
-            </w:r>
-          </w:p>
-        </w:tc>
-        <w:tc>
-          <w:tcPr>
-            <w:tcW w:type="dxa" w:w="1234"/>
-          </w:tcPr>
-          <w:p>
-            <w:r>
-              <w:t>13.4</w:t>
-            </w:r>
-          </w:p>
-        </w:tc>
-        <w:tc>
-          <w:tcPr>
-            <w:tcW w:type="dxa" w:w="1234"/>
-          </w:tcPr>
-          <w:p>
-            <w:r>
-              <w:t>20.8</w:t>
-            </w:r>
-          </w:p>
-        </w:tc>
-        <w:tc>
-          <w:tcPr>
-            <w:tcW w:type="dxa" w:w="1234"/>
-          </w:tcPr>
-          <w:p>
-            <w:r>
-              <w:t>33.2</w:t>
-            </w:r>
-          </w:p>
-        </w:tc>
-        <w:tc>
-          <w:tcPr>
-            <w:tcW w:type="dxa" w:w="1234"/>
-          </w:tcPr>
-          <w:p>
-            <w:r>
-              <w:t>50.0</w:t>
+            <w:tcW w:type="dxa" w:w="864"/>
+          </w:tcPr>
+          <w:p>
+            <w:r>
+              <w:t>40s</w:t>
+            </w:r>
+          </w:p>
+        </w:tc>
+        <w:tc>
+          <w:tcPr>
+            <w:tcW w:type="dxa" w:w="864"/>
+          </w:tcPr>
+          <w:p>
+            <w:r>
+              <w:t>40</w:t>
+            </w:r>
+          </w:p>
+        </w:tc>
+        <w:tc>
+          <w:tcPr>
+            <w:tcW w:type="dxa" w:w="864"/>
+          </w:tcPr>
+          <w:p>
+            <w:r>
+              <w:t>0.9</w:t>
+            </w:r>
+          </w:p>
+        </w:tc>
+        <w:tc>
+          <w:tcPr>
+            <w:tcW w:type="dxa" w:w="864"/>
+          </w:tcPr>
+          <w:p>
+            <w:r>
+              <w:t>0.9</w:t>
+            </w:r>
+          </w:p>
+        </w:tc>
+        <w:tc>
+          <w:tcPr>
+            <w:tcW w:type="dxa" w:w="864"/>
+          </w:tcPr>
+          <w:p>
+            <w:r>
+              <w:t>1.2</w:t>
+            </w:r>
+          </w:p>
+        </w:tc>
+        <w:tc>
+          <w:tcPr>
+            <w:tcW w:type="dxa" w:w="864"/>
+          </w:tcPr>
+          <w:p>
+            <w:r>
+              <w:t>1.6</w:t>
+            </w:r>
+          </w:p>
+        </w:tc>
+        <w:tc>
+          <w:tcPr>
+            <w:tcW w:type="dxa" w:w="864"/>
+          </w:tcPr>
+          <w:p>
+            <w:r>
+              <w:t>2.6</w:t>
+            </w:r>
+          </w:p>
+        </w:tc>
+        <w:tc>
+          <w:tcPr>
+            <w:tcW w:type="dxa" w:w="864"/>
+          </w:tcPr>
+          <w:p>
+            <w:r>
+              <w:t>4.5</w:t>
+            </w:r>
+          </w:p>
+        </w:tc>
+        <w:tc>
+          <w:tcPr>
+            <w:tcW w:type="dxa" w:w="864"/>
+          </w:tcPr>
+          <w:p>
+            <w:r>
+              <w:t>6.8</w:t>
             </w:r>
           </w:p>
         </w:tc>
@@ -397,71 +520,101 @@
       <w:tr>
         <w:tc>
           <w:tcPr>
-            <w:tcW w:type="dxa" w:w="1234"/>
-          </w:tcPr>
-          <w:p>
-            <w:r>
-              <w:t>女性</w:t>
-            </w:r>
-          </w:p>
-        </w:tc>
-        <w:tc>
-          <w:tcPr>
-            <w:tcW w:type="dxa" w:w="1234"/>
-          </w:tcPr>
-          <w:p>
-            <w:r>
-              <w:t>20s</w:t>
-            </w:r>
-          </w:p>
-        </w:tc>
-        <w:tc>
-          <w:tcPr>
-            <w:tcW w:type="dxa" w:w="1234"/>
-          </w:tcPr>
-          <w:p>
-            <w:r>
-              <w:t>0.0</w:t>
-            </w:r>
-          </w:p>
-        </w:tc>
-        <w:tc>
-          <w:tcPr>
-            <w:tcW w:type="dxa" w:w="1234"/>
-          </w:tcPr>
-          <w:p>
-            <w:r>
-              <w:t>0.0</w:t>
-            </w:r>
-          </w:p>
-        </w:tc>
-        <w:tc>
-          <w:tcPr>
-            <w:tcW w:type="dxa" w:w="1234"/>
-          </w:tcPr>
-          <w:p>
-            <w:r>
-              <w:t>0.0</w:t>
-            </w:r>
-          </w:p>
-        </w:tc>
-        <w:tc>
-          <w:tcPr>
-            <w:tcW w:type="dxa" w:w="1234"/>
-          </w:tcPr>
-          <w:p>
-            <w:r>
-              <w:t>0.0</w:t>
-            </w:r>
-          </w:p>
-        </w:tc>
-        <w:tc>
-          <w:tcPr>
-            <w:tcW w:type="dxa" w:w="1234"/>
-          </w:tcPr>
-          <w:p>
-            <w:r>
-              <w:t>0.0</w:t>
+            <w:tcW w:type="dxa" w:w="864"/>
+          </w:tcPr>
+          <w:p>
+            <w:r>
+              <w:t>男性</w:t>
+            </w:r>
+          </w:p>
+        </w:tc>
+        <w:tc>
+          <w:tcPr>
+            <w:tcW w:type="dxa" w:w="864"/>
+          </w:tcPr>
+          <w:p>
+            <w:r>
+              <w:t>50s</w:t>
+            </w:r>
+          </w:p>
+        </w:tc>
+        <w:tc>
+          <w:tcPr>
+            <w:tcW w:type="dxa" w:w="864"/>
+          </w:tcPr>
+          <w:p>
+            <w:r>
+              <w:t>50</w:t>
+            </w:r>
+          </w:p>
+        </w:tc>
+        <w:tc>
+          <w:tcPr>
+            <w:tcW w:type="dxa" w:w="864"/>
+          </w:tcPr>
+          <w:p>
+            <w:r>
+              <w:t>2.5</w:t>
+            </w:r>
+          </w:p>
+        </w:tc>
+        <w:tc>
+          <w:tcPr>
+            <w:tcW w:type="dxa" w:w="864"/>
+          </w:tcPr>
+          <w:p>
+            <w:r>
+              <w:t>2.5</w:t>
+            </w:r>
+          </w:p>
+        </w:tc>
+        <w:tc>
+          <w:tcPr>
+            <w:tcW w:type="dxa" w:w="864"/>
+          </w:tcPr>
+          <w:p>
+            <w:r>
+              <w:t>3.0</w:t>
+            </w:r>
+          </w:p>
+        </w:tc>
+        <w:tc>
+          <w:tcPr>
+            <w:tcW w:type="dxa" w:w="864"/>
+          </w:tcPr>
+          <w:p>
+            <w:r>
+              <w:t>4.0</w:t>
+            </w:r>
+          </w:p>
+        </w:tc>
+        <w:tc>
+          <w:tcPr>
+            <w:tcW w:type="dxa" w:w="864"/>
+          </w:tcPr>
+          <w:p>
+            <w:r>
+              <w:t>6.5</w:t>
+            </w:r>
+          </w:p>
+        </w:tc>
+        <w:tc>
+          <w:tcPr>
+            <w:tcW w:type="dxa" w:w="864"/>
+          </w:tcPr>
+          <w:p>
+            <w:r>
+              <w:t>10.7</w:t>
+            </w:r>
+          </w:p>
+        </w:tc>
+        <w:tc>
+          <w:tcPr>
+            <w:tcW w:type="dxa" w:w="864"/>
+          </w:tcPr>
+          <w:p>
+            <w:r>
+              <w:t>16.1</w:t>
             </w:r>
           </w:p>
         </w:tc>
@@ -469,71 +622,101 @@
       <w:tr>
         <w:tc>
           <w:tcPr>
-            <w:tcW w:type="dxa" w:w="1234"/>
-          </w:tcPr>
-          <w:p>
-            <w:r>
-              <w:t>女性</w:t>
-            </w:r>
-          </w:p>
-        </w:tc>
-        <w:tc>
-          <w:tcPr>
-            <w:tcW w:type="dxa" w:w="1234"/>
-          </w:tcPr>
-          <w:p>
-            <w:r>
-              <w:t>50s</w:t>
-            </w:r>
-          </w:p>
-        </w:tc>
-        <w:tc>
-          <w:tcPr>
-            <w:tcW w:type="dxa" w:w="1234"/>
-          </w:tcPr>
-          <w:p>
-            <w:r>
-              <w:t>3.1</w:t>
-            </w:r>
-          </w:p>
-        </w:tc>
-        <w:tc>
-          <w:tcPr>
-            <w:tcW w:type="dxa" w:w="1234"/>
-          </w:tcPr>
-          <w:p>
-            <w:r>
-              <w:t>3.7</w:t>
-            </w:r>
-          </w:p>
-        </w:tc>
-        <w:tc>
-          <w:tcPr>
-            <w:tcW w:type="dxa" w:w="1234"/>
-          </w:tcPr>
-          <w:p>
-            <w:r>
-              <w:t>5.0</w:t>
-            </w:r>
-          </w:p>
-        </w:tc>
-        <w:tc>
-          <w:tcPr>
-            <w:tcW w:type="dxa" w:w="1234"/>
-          </w:tcPr>
-          <w:p>
-            <w:r>
-              <w:t>7.4</w:t>
-            </w:r>
-          </w:p>
-        </w:tc>
-        <w:tc>
-          <w:tcPr>
-            <w:tcW w:type="dxa" w:w="1234"/>
-          </w:tcPr>
-          <w:p>
-            <w:r>
-              <w:t>11.9</w:t>
+            <w:tcW w:type="dxa" w:w="864"/>
+          </w:tcPr>
+          <w:p>
+            <w:r>
+              <w:t>男性</w:t>
+            </w:r>
+          </w:p>
+        </w:tc>
+        <w:tc>
+          <w:tcPr>
+            <w:tcW w:type="dxa" w:w="864"/>
+          </w:tcPr>
+          <w:p>
+            <w:r>
+              <w:t>60s</w:t>
+            </w:r>
+          </w:p>
+        </w:tc>
+        <w:tc>
+          <w:tcPr>
+            <w:tcW w:type="dxa" w:w="864"/>
+          </w:tcPr>
+          <w:p>
+            <w:r>
+              <w:t>60</w:t>
+            </w:r>
+          </w:p>
+        </w:tc>
+        <w:tc>
+          <w:tcPr>
+            <w:tcW w:type="dxa" w:w="864"/>
+          </w:tcPr>
+          <w:p>
+            <w:r>
+              <w:t>5.5</w:t>
+            </w:r>
+          </w:p>
+        </w:tc>
+        <w:tc>
+          <w:tcPr>
+            <w:tcW w:type="dxa" w:w="864"/>
+          </w:tcPr>
+          <w:p>
+            <w:r>
+              <w:t>5.5</w:t>
+            </w:r>
+          </w:p>
+        </w:tc>
+        <w:tc>
+          <w:tcPr>
+            <w:tcW w:type="dxa" w:w="864"/>
+          </w:tcPr>
+          <w:p>
+            <w:r>
+              <w:t>6.0</w:t>
+            </w:r>
+          </w:p>
+        </w:tc>
+        <w:tc>
+          <w:tcPr>
+            <w:tcW w:type="dxa" w:w="864"/>
+          </w:tcPr>
+          <w:p>
+            <w:r>
+              <w:t>7.8</w:t>
+            </w:r>
+          </w:p>
+        </w:tc>
+        <w:tc>
+          <w:tcPr>
+            <w:tcW w:type="dxa" w:w="864"/>
+          </w:tcPr>
+          <w:p>
+            <w:r>
+              <w:t>12.5</w:t>
+            </w:r>
+          </w:p>
+        </w:tc>
+        <w:tc>
+          <w:tcPr>
+            <w:tcW w:type="dxa" w:w="864"/>
+          </w:tcPr>
+          <w:p>
+            <w:r>
+              <w:t>20.2</w:t>
+            </w:r>
+          </w:p>
+        </w:tc>
+        <w:tc>
+          <w:tcPr>
+            <w:tcW w:type="dxa" w:w="864"/>
+          </w:tcPr>
+          <w:p>
+            <w:r>
+              <w:t>30.4</w:t>
             </w:r>
           </w:p>
         </w:tc>
@@ -541,7 +724,109 @@
       <w:tr>
         <w:tc>
           <w:tcPr>
-            <w:tcW w:type="dxa" w:w="1234"/>
+            <w:tcW w:type="dxa" w:w="864"/>
+          </w:tcPr>
+          <w:p>
+            <w:r>
+              <w:t>男性</w:t>
+            </w:r>
+          </w:p>
+        </w:tc>
+        <w:tc>
+          <w:tcPr>
+            <w:tcW w:type="dxa" w:w="864"/>
+          </w:tcPr>
+          <w:p>
+            <w:r>
+              <w:t>70s</w:t>
+            </w:r>
+          </w:p>
+        </w:tc>
+        <w:tc>
+          <w:tcPr>
+            <w:tcW w:type="dxa" w:w="864"/>
+          </w:tcPr>
+          <w:p>
+            <w:r>
+              <w:t>70</w:t>
+            </w:r>
+          </w:p>
+        </w:tc>
+        <w:tc>
+          <w:tcPr>
+            <w:tcW w:type="dxa" w:w="864"/>
+          </w:tcPr>
+          <w:p>
+            <w:r>
+              <w:t>10.1</w:t>
+            </w:r>
+          </w:p>
+        </w:tc>
+        <w:tc>
+          <w:tcPr>
+            <w:tcW w:type="dxa" w:w="864"/>
+          </w:tcPr>
+          <w:p>
+            <w:r>
+              <w:t>10.1</w:t>
+            </w:r>
+          </w:p>
+        </w:tc>
+        <w:tc>
+          <w:tcPr>
+            <w:tcW w:type="dxa" w:w="864"/>
+          </w:tcPr>
+          <w:p>
+            <w:r>
+              <w:t>10.4</w:t>
+            </w:r>
+          </w:p>
+        </w:tc>
+        <w:tc>
+          <w:tcPr>
+            <w:tcW w:type="dxa" w:w="864"/>
+          </w:tcPr>
+          <w:p>
+            <w:r>
+              <w:t>13.4</w:t>
+            </w:r>
+          </w:p>
+        </w:tc>
+        <w:tc>
+          <w:tcPr>
+            <w:tcW w:type="dxa" w:w="864"/>
+          </w:tcPr>
+          <w:p>
+            <w:r>
+              <w:t>20.8</w:t>
+            </w:r>
+          </w:p>
+        </w:tc>
+        <w:tc>
+          <w:tcPr>
+            <w:tcW w:type="dxa" w:w="864"/>
+          </w:tcPr>
+          <w:p>
+            <w:r>
+              <w:t>33.2</w:t>
+            </w:r>
+          </w:p>
+        </w:tc>
+        <w:tc>
+          <w:tcPr>
+            <w:tcW w:type="dxa" w:w="864"/>
+          </w:tcPr>
+          <w:p>
+            <w:r>
+              <w:t>50.0</w:t>
+            </w:r>
+          </w:p>
+        </w:tc>
+      </w:tr>
+      <w:tr>
+        <w:tc>
+          <w:tcPr>
+            <w:tcW w:type="dxa" w:w="864"/>
           </w:tcPr>
           <w:p>
             <w:r>
@@ -551,7 +836,517 @@
         </w:tc>
         <w:tc>
           <w:tcPr>
-            <w:tcW w:type="dxa" w:w="1234"/>
+            <w:tcW w:type="dxa" w:w="864"/>
+          </w:tcPr>
+          <w:p>
+            <w:r>
+              <w:t>20s</w:t>
+            </w:r>
+          </w:p>
+        </w:tc>
+        <w:tc>
+          <w:tcPr>
+            <w:tcW w:type="dxa" w:w="864"/>
+          </w:tcPr>
+          <w:p>
+            <w:r>
+              <w:t>20</w:t>
+            </w:r>
+          </w:p>
+        </w:tc>
+        <w:tc>
+          <w:tcPr>
+            <w:tcW w:type="dxa" w:w="864"/>
+          </w:tcPr>
+          <w:p>
+            <w:r>
+              <w:t>0.0</w:t>
+            </w:r>
+          </w:p>
+        </w:tc>
+        <w:tc>
+          <w:tcPr>
+            <w:tcW w:type="dxa" w:w="864"/>
+          </w:tcPr>
+          <w:p>
+            <w:r>
+              <w:t>0.0</w:t>
+            </w:r>
+          </w:p>
+        </w:tc>
+        <w:tc>
+          <w:tcPr>
+            <w:tcW w:type="dxa" w:w="864"/>
+          </w:tcPr>
+          <w:p>
+            <w:r>
+              <w:t>0.0</w:t>
+            </w:r>
+          </w:p>
+        </w:tc>
+        <w:tc>
+          <w:tcPr>
+            <w:tcW w:type="dxa" w:w="864"/>
+          </w:tcPr>
+          <w:p>
+            <w:r>
+              <w:t>0.0</w:t>
+            </w:r>
+          </w:p>
+        </w:tc>
+        <w:tc>
+          <w:tcPr>
+            <w:tcW w:type="dxa" w:w="864"/>
+          </w:tcPr>
+          <w:p>
+            <w:r>
+              <w:t>0.0</w:t>
+            </w:r>
+          </w:p>
+        </w:tc>
+        <w:tc>
+          <w:tcPr>
+            <w:tcW w:type="dxa" w:w="864"/>
+          </w:tcPr>
+          <w:p>
+            <w:r>
+              <w:t>0.0</w:t>
+            </w:r>
+          </w:p>
+        </w:tc>
+        <w:tc>
+          <w:tcPr>
+            <w:tcW w:type="dxa" w:w="864"/>
+          </w:tcPr>
+          <w:p>
+            <w:r>
+              <w:t>0.0</w:t>
+            </w:r>
+          </w:p>
+        </w:tc>
+      </w:tr>
+      <w:tr>
+        <w:tc>
+          <w:tcPr>
+            <w:tcW w:type="dxa" w:w="864"/>
+          </w:tcPr>
+          <w:p>
+            <w:r>
+              <w:t>女性</w:t>
+            </w:r>
+          </w:p>
+        </w:tc>
+        <w:tc>
+          <w:tcPr>
+            <w:tcW w:type="dxa" w:w="864"/>
+          </w:tcPr>
+          <w:p>
+            <w:r>
+              <w:t>30s</w:t>
+            </w:r>
+          </w:p>
+        </w:tc>
+        <w:tc>
+          <w:tcPr>
+            <w:tcW w:type="dxa" w:w="864"/>
+          </w:tcPr>
+          <w:p>
+            <w:r>
+              <w:t>30</w:t>
+            </w:r>
+          </w:p>
+        </w:tc>
+        <w:tc>
+          <w:tcPr>
+            <w:tcW w:type="dxa" w:w="864"/>
+          </w:tcPr>
+          <w:p>
+            <w:r>
+              <w:t>0.2</w:t>
+            </w:r>
+          </w:p>
+        </w:tc>
+        <w:tc>
+          <w:tcPr>
+            <w:tcW w:type="dxa" w:w="864"/>
+          </w:tcPr>
+          <w:p>
+            <w:r>
+              <w:t>0.2</w:t>
+            </w:r>
+          </w:p>
+        </w:tc>
+        <w:tc>
+          <w:tcPr>
+            <w:tcW w:type="dxa" w:w="864"/>
+          </w:tcPr>
+          <w:p>
+            <w:r>
+              <w:t>0.2</w:t>
+            </w:r>
+          </w:p>
+        </w:tc>
+        <w:tc>
+          <w:tcPr>
+            <w:tcW w:type="dxa" w:w="864"/>
+          </w:tcPr>
+          <w:p>
+            <w:r>
+              <w:t>0.2</w:t>
+            </w:r>
+          </w:p>
+        </w:tc>
+        <w:tc>
+          <w:tcPr>
+            <w:tcW w:type="dxa" w:w="864"/>
+          </w:tcPr>
+          <w:p>
+            <w:r>
+              <w:t>0.3</w:t>
+            </w:r>
+          </w:p>
+        </w:tc>
+        <w:tc>
+          <w:tcPr>
+            <w:tcW w:type="dxa" w:w="864"/>
+          </w:tcPr>
+          <w:p>
+            <w:r>
+              <w:t>0.5</w:t>
+            </w:r>
+          </w:p>
+        </w:tc>
+        <w:tc>
+          <w:tcPr>
+            <w:tcW w:type="dxa" w:w="864"/>
+          </w:tcPr>
+          <w:p>
+            <w:r>
+              <w:t>1.1</w:t>
+            </w:r>
+          </w:p>
+        </w:tc>
+      </w:tr>
+      <w:tr>
+        <w:tc>
+          <w:tcPr>
+            <w:tcW w:type="dxa" w:w="864"/>
+          </w:tcPr>
+          <w:p>
+            <w:r>
+              <w:t>女性</w:t>
+            </w:r>
+          </w:p>
+        </w:tc>
+        <w:tc>
+          <w:tcPr>
+            <w:tcW w:type="dxa" w:w="864"/>
+          </w:tcPr>
+          <w:p>
+            <w:r>
+              <w:t>40s</w:t>
+            </w:r>
+          </w:p>
+        </w:tc>
+        <w:tc>
+          <w:tcPr>
+            <w:tcW w:type="dxa" w:w="864"/>
+          </w:tcPr>
+          <w:p>
+            <w:r>
+              <w:t>40</w:t>
+            </w:r>
+          </w:p>
+        </w:tc>
+        <w:tc>
+          <w:tcPr>
+            <w:tcW w:type="dxa" w:w="864"/>
+          </w:tcPr>
+          <w:p>
+            <w:r>
+              <w:t>1.1</w:t>
+            </w:r>
+          </w:p>
+        </w:tc>
+        <w:tc>
+          <w:tcPr>
+            <w:tcW w:type="dxa" w:w="864"/>
+          </w:tcPr>
+          <w:p>
+            <w:r>
+              <w:t>1.1</w:t>
+            </w:r>
+          </w:p>
+        </w:tc>
+        <w:tc>
+          <w:tcPr>
+            <w:tcW w:type="dxa" w:w="864"/>
+          </w:tcPr>
+          <w:p>
+            <w:r>
+              <w:t>1.1</w:t>
+            </w:r>
+          </w:p>
+        </w:tc>
+        <w:tc>
+          <w:tcPr>
+            <w:tcW w:type="dxa" w:w="864"/>
+          </w:tcPr>
+          <w:p>
+            <w:r>
+              <w:t>1.3</w:t>
+            </w:r>
+          </w:p>
+        </w:tc>
+        <w:tc>
+          <w:tcPr>
+            <w:tcW w:type="dxa" w:w="864"/>
+          </w:tcPr>
+          <w:p>
+            <w:r>
+              <w:t>1.7</w:t>
+            </w:r>
+          </w:p>
+        </w:tc>
+        <w:tc>
+          <w:tcPr>
+            <w:tcW w:type="dxa" w:w="864"/>
+          </w:tcPr>
+          <w:p>
+            <w:r>
+              <w:t>2.7</w:t>
+            </w:r>
+          </w:p>
+        </w:tc>
+        <w:tc>
+          <w:tcPr>
+            <w:tcW w:type="dxa" w:w="864"/>
+          </w:tcPr>
+          <w:p>
+            <w:r>
+              <w:t>4.8</w:t>
+            </w:r>
+          </w:p>
+        </w:tc>
+      </w:tr>
+      <w:tr>
+        <w:tc>
+          <w:tcPr>
+            <w:tcW w:type="dxa" w:w="864"/>
+          </w:tcPr>
+          <w:p>
+            <w:r>
+              <w:t>女性</w:t>
+            </w:r>
+          </w:p>
+        </w:tc>
+        <w:tc>
+          <w:tcPr>
+            <w:tcW w:type="dxa" w:w="864"/>
+          </w:tcPr>
+          <w:p>
+            <w:r>
+              <w:t>50s</w:t>
+            </w:r>
+          </w:p>
+        </w:tc>
+        <w:tc>
+          <w:tcPr>
+            <w:tcW w:type="dxa" w:w="864"/>
+          </w:tcPr>
+          <w:p>
+            <w:r>
+              <w:t>50</w:t>
+            </w:r>
+          </w:p>
+        </w:tc>
+        <w:tc>
+          <w:tcPr>
+            <w:tcW w:type="dxa" w:w="864"/>
+          </w:tcPr>
+          <w:p>
+            <w:r>
+              <w:t>2.9</w:t>
+            </w:r>
+          </w:p>
+        </w:tc>
+        <w:tc>
+          <w:tcPr>
+            <w:tcW w:type="dxa" w:w="864"/>
+          </w:tcPr>
+          <w:p>
+            <w:r>
+              <w:t>2.9</w:t>
+            </w:r>
+          </w:p>
+        </w:tc>
+        <w:tc>
+          <w:tcPr>
+            <w:tcW w:type="dxa" w:w="864"/>
+          </w:tcPr>
+          <w:p>
+            <w:r>
+              <w:t>3.1</w:t>
+            </w:r>
+          </w:p>
+        </w:tc>
+        <w:tc>
+          <w:tcPr>
+            <w:tcW w:type="dxa" w:w="864"/>
+          </w:tcPr>
+          <w:p>
+            <w:r>
+              <w:t>3.7</w:t>
+            </w:r>
+          </w:p>
+        </w:tc>
+        <w:tc>
+          <w:tcPr>
+            <w:tcW w:type="dxa" w:w="864"/>
+          </w:tcPr>
+          <w:p>
+            <w:r>
+              <w:t>5.0</w:t>
+            </w:r>
+          </w:p>
+        </w:tc>
+        <w:tc>
+          <w:tcPr>
+            <w:tcW w:type="dxa" w:w="864"/>
+          </w:tcPr>
+          <w:p>
+            <w:r>
+              <w:t>7.4</w:t>
+            </w:r>
+          </w:p>
+        </w:tc>
+        <w:tc>
+          <w:tcPr>
+            <w:tcW w:type="dxa" w:w="864"/>
+          </w:tcPr>
+          <w:p>
+            <w:r>
+              <w:t>11.9</w:t>
+            </w:r>
+          </w:p>
+        </w:tc>
+      </w:tr>
+      <w:tr>
+        <w:tc>
+          <w:tcPr>
+            <w:tcW w:type="dxa" w:w="864"/>
+          </w:tcPr>
+          <w:p>
+            <w:r>
+              <w:t>女性</w:t>
+            </w:r>
+          </w:p>
+        </w:tc>
+        <w:tc>
+          <w:tcPr>
+            <w:tcW w:type="dxa" w:w="864"/>
+          </w:tcPr>
+          <w:p>
+            <w:r>
+              <w:t>60s</w:t>
+            </w:r>
+          </w:p>
+        </w:tc>
+        <w:tc>
+          <w:tcPr>
+            <w:tcW w:type="dxa" w:w="864"/>
+          </w:tcPr>
+          <w:p>
+            <w:r>
+              <w:t>60</w:t>
+            </w:r>
+          </w:p>
+        </w:tc>
+        <w:tc>
+          <w:tcPr>
+            <w:tcW w:type="dxa" w:w="864"/>
+          </w:tcPr>
+          <w:p>
+            <w:r>
+              <w:t>5.9</w:t>
+            </w:r>
+          </w:p>
+        </w:tc>
+        <w:tc>
+          <w:tcPr>
+            <w:tcW w:type="dxa" w:w="864"/>
+          </w:tcPr>
+          <w:p>
+            <w:r>
+              <w:t>5.9</w:t>
+            </w:r>
+          </w:p>
+        </w:tc>
+        <w:tc>
+          <w:tcPr>
+            <w:tcW w:type="dxa" w:w="864"/>
+          </w:tcPr>
+          <w:p>
+            <w:r>
+              <w:t>6.5</w:t>
+            </w:r>
+          </w:p>
+        </w:tc>
+        <w:tc>
+          <w:tcPr>
+            <w:tcW w:type="dxa" w:w="864"/>
+          </w:tcPr>
+          <w:p>
+            <w:r>
+              <w:t>7.9</w:t>
+            </w:r>
+          </w:p>
+        </w:tc>
+        <w:tc>
+          <w:tcPr>
+            <w:tcW w:type="dxa" w:w="864"/>
+          </w:tcPr>
+          <w:p>
+            <w:r>
+              <w:t>10.6</w:t>
+            </w:r>
+          </w:p>
+        </w:tc>
+        <w:tc>
+          <w:tcPr>
+            <w:tcW w:type="dxa" w:w="864"/>
+          </w:tcPr>
+          <w:p>
+            <w:r>
+              <w:t>15.3</w:t>
+            </w:r>
+          </w:p>
+        </w:tc>
+        <w:tc>
+          <w:tcPr>
+            <w:tcW w:type="dxa" w:w="864"/>
+          </w:tcPr>
+          <w:p>
+            <w:r>
+              <w:t>23.0</w:t>
+            </w:r>
+          </w:p>
+        </w:tc>
+      </w:tr>
+      <w:tr>
+        <w:tc>
+          <w:tcPr>
+            <w:tcW w:type="dxa" w:w="864"/>
+          </w:tcPr>
+          <w:p>
+            <w:r>
+              <w:t>女性</w:t>
+            </w:r>
+          </w:p>
+        </w:tc>
+        <w:tc>
+          <w:tcPr>
+            <w:tcW w:type="dxa" w:w="864"/>
           </w:tcPr>
           <w:p>
             <w:r>
@@ -561,7 +1356,37 @@
         </w:tc>
         <w:tc>
           <w:tcPr>
-            <w:tcW w:type="dxa" w:w="1234"/>
+            <w:tcW w:type="dxa" w:w="864"/>
+          </w:tcPr>
+          <w:p>
+            <w:r>
+              <w:t>70</w:t>
+            </w:r>
+          </w:p>
+        </w:tc>
+        <w:tc>
+          <w:tcPr>
+            <w:tcW w:type="dxa" w:w="864"/>
+          </w:tcPr>
+          <w:p>
+            <w:r>
+              <w:t>10.2</w:t>
+            </w:r>
+          </w:p>
+        </w:tc>
+        <w:tc>
+          <w:tcPr>
+            <w:tcW w:type="dxa" w:w="864"/>
+          </w:tcPr>
+          <w:p>
+            <w:r>
+              <w:t>10.2</w:t>
+            </w:r>
+          </w:p>
+        </w:tc>
+        <w:tc>
+          <w:tcPr>
+            <w:tcW w:type="dxa" w:w="864"/>
           </w:tcPr>
           <w:p>
             <w:r>
@@ -571,7 +1396,7 @@
         </w:tc>
         <w:tc>
           <w:tcPr>
-            <w:tcW w:type="dxa" w:w="1234"/>
+            <w:tcW w:type="dxa" w:w="864"/>
           </w:tcPr>
           <w:p>
             <w:r>
@@ -581,7 +1406,7 @@
         </w:tc>
         <w:tc>
           <w:tcPr>
-            <w:tcW w:type="dxa" w:w="1234"/>
+            <w:tcW w:type="dxa" w:w="864"/>
           </w:tcPr>
           <w:p>
             <w:r>
@@ -591,7 +1416,7 @@
         </w:tc>
         <w:tc>
           <w:tcPr>
-            <w:tcW w:type="dxa" w:w="1234"/>
+            <w:tcW w:type="dxa" w:w="864"/>
           </w:tcPr>
           <w:p>
             <w:r>
@@ -601,7 +1426,7 @@
         </w:tc>
         <w:tc>
           <w:tcPr>
-            <w:tcW w:type="dxa" w:w="1234"/>
+            <w:tcW w:type="dxa" w:w="864"/>
           </w:tcPr>
           <w:p>
             <w:r>
@@ -611,6 +1436,11 @@
         </w:tc>
       </w:tr>
     </w:tbl>
+    <w:p>
+      <w:r>
+        <w:t>注：0.125 kHz列は実装どおり0.25 kHz参照の流用値である。</w:t>
+      </w:r>
+    </w:p>
     <w:p>
       <w:pPr>
         <w:pStyle w:val="Heading2"/>
@@ -1660,7 +2490,7 @@
           </w:tcPr>
           <w:p>
             <w:r>
-              <w:t>SNHL_Age:60/60; SNHL_NoiseNotch:60/60; SNHL_Meniere:60/60; SNHL_Sudden:60/60; SNHL_Mumps:60/60; CHL_OME:60/60; CHL_AOM:6</w:t>
+              <w:t>9プロファイル各60/60（計540）。内訳は表下の注を参照。</w:t>
             </w:r>
           </w:p>
         </w:tc>
@@ -2100,7 +2930,11 @@
         </w:tc>
       </w:tr>
     </w:tbl>
-    <w:p/>
+    <w:p>
+      <w:r>
+        <w:t>T8のプロファイル別内訳（各60セル）：SNHL_Age:60/60; SNHL_NoiseNotch:60/60; SNHL_Meniere:60/60; SNHL_Sudden:60/60; SNHL_Mumps:60/60; CHL_OME:60/60; CHL_AOM:60/60; CHL_Otosclerosis:60/60; CHL_OssicularDiscontinuity:60/60</w:t>
+      </w:r>
+    </w:p>
     <w:p>
       <w:pPr>
         <w:pStyle w:val="Heading3"/>
@@ -2602,7 +3436,7 @@
     </w:p>
     <w:p>
       <w:r>
-        <w:t>・床規則の別掲（全周SOを除く）：突発一側差 694/694、突発程度3 214/214、ムンプス 366/366、ムンプス（0.5/1/2 kHzにSOなし） 366/366。主合否の720/720はSOを含めた評価である。</w:t>
+        <w:t>・床規則の別掲（全周SOを除く）：突発一側差 694/694、突発程度3 214/214、ムンプス 366/366。「0.5/1/2 kHzにSOなし」で再集計しても同数となるが、全周SO以外では当該3周波にSOが生じない構造上、両定義が一致するためである（重複計上ではない）。主合否の720/720はSOを含めた評価である。</w:t>
       </w:r>
     </w:p>
     <w:p>

--- a/docs/pilot-study/manuscripts/Supplement1_verification_v2.32.docx
+++ b/docs/pilot-study/manuscripts/Supplement1_verification_v2.32.docx
@@ -50,7 +50,7 @@
     </w:p>
     <w:p>
       <w:r>
-        <w:t>・検証スクリプトは生成プログラムとは別ファイルに判定関数を実装した。症例生成のため生成関数を呼び出すが、合否判定式は生成器内部の拘束ルーチンを共有しない。一部の定数（最小ABG床など）は双方に同値を重複定義し、凍結正解表と突合して管理した。同一著者・同一仕様に基づく確認であり、外部機関による第三者検証ではない。</w:t>
+        <w:t>・検証スクリプトは生成プログラムとは別ファイル（scripts/lib/audiogramRuleChecks.mjs）に判定関数を実装した。症例生成のため生成関数を呼び出すが、合否判定式は生成器内部の拘束ルーチンを共有しない。一部の定数（最小ABG床・周波数別上下限など）は双方に同値を重複定義し、凍結正解表と突合して管理した。周波数別上下限（G4a／G4b）は生成器のEngineConstantsを参照せず、検証側に別定義した上下限表と比較する（値は生成器LIMITSおよびRULE_SPEC P4と同値）。同一著者・同一仕様に基づく確認であり、外部機関による第三者検証ではない。</w:t>
       </w:r>
     </w:p>
     <w:p>
@@ -88,7 +88,7 @@
     </w:p>
     <w:p>
       <w:r>
-        <w:t>規格本文の表は転載しない。実装した教育用JSONの気導中央値（dB HL）を示す。各年齢群の代表年齢は、ISO 7029:2017の式に代入した年齢として 20歳代＝20歳、30歳代＝30歳、40歳代＝40歳、50歳代＝50歳、60歳代＝60歳、70歳代＝70歳 （各群の下限年齢）とした。ISO 7029:2017の係数表は125 Hzならびに1.5・3・6 kHzを含む。本システムの生成周波数は0.125・0.25・0.5・1・2・4・8 kHzであり、1.5・3・6 kHzは未実装である。0.125 kHzはISO係数表に含まれるが、現行の参照JSONには0.25–8 kHzのみを格納しているため、実装上は0.25 kHzの参照値を流用し、周波数別の教育用上下限で拘束している（規格値の隣接帯補間ではない）。骨導基準はISOが直接規定するものではなく、気骨導関係の著者規則から生成する。</w:t>
+        <w:t>規格本文の表は転載しない。実装した教育用JSONの気導中央値（dB HL）を示す。各年齢群の代表年齢は、ISO 7029:2017の式に代入した年齢として 20歳代＝20歳、30歳代＝30歳、40歳代＝40歳、50歳代＝50歳、60歳代＝60歳、70歳代＝70歳（各群の下限年齢）とした。ばらつき指標は、同JSONのminus2SD／plus2SD（ISO由来の±2SD相当帯）である。生成時は中央値を平均、帯域幅から近似したSDで正規乱数サンプリングし、帯域内にクリップしたうえで5 dB丸めと周波数別上下限を適用する。本文の「概ね±5～10 dB」はこの教育用サンプリングの要約であり、ISOのsu／sl式そのものの実装ではない。ISO 7029:2017の係数表は125 Hzならびに1.5・3・6 kHzを含む。本システムの生成周波数は0.125・0.25・0.5・1・2・4・8 kHzであり、1.5・3・6 kHzは未実装である。0.125 kHzはISO係数表に含まれるが、現行の参照JSONには0.25–8 kHzのみを格納しているため、実装上は0.25 kHzの参照値を流用し、周波数別の教育用上下限で拘束している（規格値の隣接帯補間ではない）。骨導基準はISOが直接規定するものではなく、気骨導関係の著者規則から生成する。</w:t>
       </w:r>
     </w:p>
     <w:tbl>
@@ -1439,6 +1439,454 @@
     <w:p>
       <w:r>
         <w:t>注：0.125 kHz列は実装どおり0.25 kHz参照の流用値である。</w:t>
+      </w:r>
+    </w:p>
+    <w:p>
+      <w:pPr>
+        <w:pStyle w:val="Heading2"/>
+      </w:pPr>
+      <w:r>
+        <w:t>1c．教育用周波数別上下限（凍結・G4判定に使用）</w:t>
+      </w:r>
+    </w:p>
+    <w:p>
+      <w:r>
+        <w:t>以下は凍結正解表（RULE_SPEC P4）および検証側LIMITSと同値である。生成器側にも同値のLIMITSがあるが、G4a／G4bは生成器のEngineConstantsを参照せず、検証側の別定義表と比較する。</w:t>
+      </w:r>
+    </w:p>
+    <w:tbl>
+      <w:tblPr>
+        <w:tblStyle w:val="TableGrid"/>
+        <w:tblW w:type="auto" w:w="0"/>
+        <w:tblLook w:firstColumn="1" w:firstRow="1" w:lastColumn="0" w:lastRow="0" w:noHBand="0" w:noVBand="1" w:val="04A0"/>
+      </w:tblPr>
+      <w:tblGrid>
+        <w:gridCol w:w="1728"/>
+        <w:gridCol w:w="1728"/>
+        <w:gridCol w:w="1728"/>
+        <w:gridCol w:w="1728"/>
+        <w:gridCol w:w="1728"/>
+      </w:tblGrid>
+      <w:tr>
+        <w:tc>
+          <w:tcPr>
+            <w:tcW w:type="dxa" w:w="1728"/>
+          </w:tcPr>
+          <w:p>
+            <w:r>
+              <w:t>周波数</w:t>
+            </w:r>
+          </w:p>
+        </w:tc>
+        <w:tc>
+          <w:tcPr>
+            <w:tcW w:type="dxa" w:w="1728"/>
+          </w:tcPr>
+          <w:p>
+            <w:r>
+              <w:t>気導下限</w:t>
+            </w:r>
+          </w:p>
+        </w:tc>
+        <w:tc>
+          <w:tcPr>
+            <w:tcW w:type="dxa" w:w="1728"/>
+          </w:tcPr>
+          <w:p>
+            <w:r>
+              <w:t>気導上限</w:t>
+            </w:r>
+          </w:p>
+        </w:tc>
+        <w:tc>
+          <w:tcPr>
+            <w:tcW w:type="dxa" w:w="1728"/>
+          </w:tcPr>
+          <w:p>
+            <w:r>
+              <w:t>骨導下限</w:t>
+            </w:r>
+          </w:p>
+        </w:tc>
+        <w:tc>
+          <w:tcPr>
+            <w:tcW w:type="dxa" w:w="1728"/>
+          </w:tcPr>
+          <w:p>
+            <w:r>
+              <w:t>骨導上限</w:t>
+            </w:r>
+          </w:p>
+        </w:tc>
+      </w:tr>
+      <w:tr>
+        <w:tc>
+          <w:tcPr>
+            <w:tcW w:type="dxa" w:w="1728"/>
+          </w:tcPr>
+          <w:p>
+            <w:r>
+              <w:t>0.125 kHz</w:t>
+            </w:r>
+          </w:p>
+        </w:tc>
+        <w:tc>
+          <w:tcPr>
+            <w:tcW w:type="dxa" w:w="1728"/>
+          </w:tcPr>
+          <w:p>
+            <w:r>
+              <w:t>5</w:t>
+            </w:r>
+          </w:p>
+        </w:tc>
+        <w:tc>
+          <w:tcPr>
+            <w:tcW w:type="dxa" w:w="1728"/>
+          </w:tcPr>
+          <w:p>
+            <w:r>
+              <w:t>70</w:t>
+            </w:r>
+          </w:p>
+        </w:tc>
+        <w:tc>
+          <w:tcPr>
+            <w:tcW w:type="dxa" w:w="1728"/>
+          </w:tcPr>
+          <w:p>
+            <w:r>
+              <w:t>—</w:t>
+            </w:r>
+          </w:p>
+        </w:tc>
+        <w:tc>
+          <w:tcPr>
+            <w:tcW w:type="dxa" w:w="1728"/>
+          </w:tcPr>
+          <w:p>
+            <w:r>
+              <w:t>—</w:t>
+            </w:r>
+          </w:p>
+        </w:tc>
+      </w:tr>
+      <w:tr>
+        <w:tc>
+          <w:tcPr>
+            <w:tcW w:type="dxa" w:w="1728"/>
+          </w:tcPr>
+          <w:p>
+            <w:r>
+              <w:t>0.25 kHz</w:t>
+            </w:r>
+          </w:p>
+        </w:tc>
+        <w:tc>
+          <w:tcPr>
+            <w:tcW w:type="dxa" w:w="1728"/>
+          </w:tcPr>
+          <w:p>
+            <w:r>
+              <w:t>5</w:t>
+            </w:r>
+          </w:p>
+        </w:tc>
+        <w:tc>
+          <w:tcPr>
+            <w:tcW w:type="dxa" w:w="1728"/>
+          </w:tcPr>
+          <w:p>
+            <w:r>
+              <w:t>90</w:t>
+            </w:r>
+          </w:p>
+        </w:tc>
+        <w:tc>
+          <w:tcPr>
+            <w:tcW w:type="dxa" w:w="1728"/>
+          </w:tcPr>
+          <w:p>
+            <w:r>
+              <w:t>5</w:t>
+            </w:r>
+          </w:p>
+        </w:tc>
+        <w:tc>
+          <w:tcPr>
+            <w:tcW w:type="dxa" w:w="1728"/>
+          </w:tcPr>
+          <w:p>
+            <w:r>
+              <w:t>60</w:t>
+            </w:r>
+          </w:p>
+        </w:tc>
+      </w:tr>
+      <w:tr>
+        <w:tc>
+          <w:tcPr>
+            <w:tcW w:type="dxa" w:w="1728"/>
+          </w:tcPr>
+          <w:p>
+            <w:r>
+              <w:t>0.5 kHz</w:t>
+            </w:r>
+          </w:p>
+        </w:tc>
+        <w:tc>
+          <w:tcPr>
+            <w:tcW w:type="dxa" w:w="1728"/>
+          </w:tcPr>
+          <w:p>
+            <w:r>
+              <w:t>5</w:t>
+            </w:r>
+          </w:p>
+        </w:tc>
+        <w:tc>
+          <w:tcPr>
+            <w:tcW w:type="dxa" w:w="1728"/>
+          </w:tcPr>
+          <w:p>
+            <w:r>
+              <w:t>110</w:t>
+            </w:r>
+          </w:p>
+        </w:tc>
+        <w:tc>
+          <w:tcPr>
+            <w:tcW w:type="dxa" w:w="1728"/>
+          </w:tcPr>
+          <w:p>
+            <w:r>
+              <w:t>5</w:t>
+            </w:r>
+          </w:p>
+        </w:tc>
+        <w:tc>
+          <w:tcPr>
+            <w:tcW w:type="dxa" w:w="1728"/>
+          </w:tcPr>
+          <w:p>
+            <w:r>
+              <w:t>65</w:t>
+            </w:r>
+          </w:p>
+        </w:tc>
+      </w:tr>
+      <w:tr>
+        <w:tc>
+          <w:tcPr>
+            <w:tcW w:type="dxa" w:w="1728"/>
+          </w:tcPr>
+          <w:p>
+            <w:r>
+              <w:t>1 kHz</w:t>
+            </w:r>
+          </w:p>
+        </w:tc>
+        <w:tc>
+          <w:tcPr>
+            <w:tcW w:type="dxa" w:w="1728"/>
+          </w:tcPr>
+          <w:p>
+            <w:r>
+              <w:t>0</w:t>
+            </w:r>
+          </w:p>
+        </w:tc>
+        <w:tc>
+          <w:tcPr>
+            <w:tcW w:type="dxa" w:w="1728"/>
+          </w:tcPr>
+          <w:p>
+            <w:r>
+              <w:t>110</w:t>
+            </w:r>
+          </w:p>
+        </w:tc>
+        <w:tc>
+          <w:tcPr>
+            <w:tcW w:type="dxa" w:w="1728"/>
+          </w:tcPr>
+          <w:p>
+            <w:r>
+              <w:t>0</w:t>
+            </w:r>
+          </w:p>
+        </w:tc>
+        <w:tc>
+          <w:tcPr>
+            <w:tcW w:type="dxa" w:w="1728"/>
+          </w:tcPr>
+          <w:p>
+            <w:r>
+              <w:t>70</w:t>
+            </w:r>
+          </w:p>
+        </w:tc>
+      </w:tr>
+      <w:tr>
+        <w:tc>
+          <w:tcPr>
+            <w:tcW w:type="dxa" w:w="1728"/>
+          </w:tcPr>
+          <w:p>
+            <w:r>
+              <w:t>2 kHz</w:t>
+            </w:r>
+          </w:p>
+        </w:tc>
+        <w:tc>
+          <w:tcPr>
+            <w:tcW w:type="dxa" w:w="1728"/>
+          </w:tcPr>
+          <w:p>
+            <w:r>
+              <w:t>0</w:t>
+            </w:r>
+          </w:p>
+        </w:tc>
+        <w:tc>
+          <w:tcPr>
+            <w:tcW w:type="dxa" w:w="1728"/>
+          </w:tcPr>
+          <w:p>
+            <w:r>
+              <w:t>110</w:t>
+            </w:r>
+          </w:p>
+        </w:tc>
+        <w:tc>
+          <w:tcPr>
+            <w:tcW w:type="dxa" w:w="1728"/>
+          </w:tcPr>
+          <w:p>
+            <w:r>
+              <w:t>0</w:t>
+            </w:r>
+          </w:p>
+        </w:tc>
+        <w:tc>
+          <w:tcPr>
+            <w:tcW w:type="dxa" w:w="1728"/>
+          </w:tcPr>
+          <w:p>
+            <w:r>
+              <w:t>70</w:t>
+            </w:r>
+          </w:p>
+        </w:tc>
+      </w:tr>
+      <w:tr>
+        <w:tc>
+          <w:tcPr>
+            <w:tcW w:type="dxa" w:w="1728"/>
+          </w:tcPr>
+          <w:p>
+            <w:r>
+              <w:t>4 kHz</w:t>
+            </w:r>
+          </w:p>
+        </w:tc>
+        <w:tc>
+          <w:tcPr>
+            <w:tcW w:type="dxa" w:w="1728"/>
+          </w:tcPr>
+          <w:p>
+            <w:r>
+              <w:t>-5</w:t>
+            </w:r>
+          </w:p>
+        </w:tc>
+        <w:tc>
+          <w:tcPr>
+            <w:tcW w:type="dxa" w:w="1728"/>
+          </w:tcPr>
+          <w:p>
+            <w:r>
+              <w:t>110</w:t>
+            </w:r>
+          </w:p>
+        </w:tc>
+        <w:tc>
+          <w:tcPr>
+            <w:tcW w:type="dxa" w:w="1728"/>
+          </w:tcPr>
+          <w:p>
+            <w:r>
+              <w:t>-5</w:t>
+            </w:r>
+          </w:p>
+        </w:tc>
+        <w:tc>
+          <w:tcPr>
+            <w:tcW w:type="dxa" w:w="1728"/>
+          </w:tcPr>
+          <w:p>
+            <w:r>
+              <w:t>65</w:t>
+            </w:r>
+          </w:p>
+        </w:tc>
+      </w:tr>
+      <w:tr>
+        <w:tc>
+          <w:tcPr>
+            <w:tcW w:type="dxa" w:w="1728"/>
+          </w:tcPr>
+          <w:p>
+            <w:r>
+              <w:t>8 kHz</w:t>
+            </w:r>
+          </w:p>
+        </w:tc>
+        <w:tc>
+          <w:tcPr>
+            <w:tcW w:type="dxa" w:w="1728"/>
+          </w:tcPr>
+          <w:p>
+            <w:r>
+              <w:t>-5</w:t>
+            </w:r>
+          </w:p>
+        </w:tc>
+        <w:tc>
+          <w:tcPr>
+            <w:tcW w:type="dxa" w:w="1728"/>
+          </w:tcPr>
+          <w:p>
+            <w:r>
+              <w:t>100</w:t>
+            </w:r>
+          </w:p>
+        </w:tc>
+        <w:tc>
+          <w:tcPr>
+            <w:tcW w:type="dxa" w:w="1728"/>
+          </w:tcPr>
+          <w:p>
+            <w:r>
+              <w:t>—</w:t>
+            </w:r>
+          </w:p>
+        </w:tc>
+        <w:tc>
+          <w:tcPr>
+            <w:tcW w:type="dxa" w:w="1728"/>
+          </w:tcPr>
+          <w:p>
+            <w:r>
+              <w:t>—</w:t>
+            </w:r>
+          </w:p>
+        </w:tc>
+      </w:tr>
+    </w:tbl>
+    <w:p>
+      <w:r>
+        <w:t>注：境界値（下限または上限との一致）は適合。範囲外は不適合。単位は dB HL。</w:t>
       </w:r>
     </w:p>
     <w:p>
@@ -1643,7 +2091,9 @@
             <w:tcW w:type="dxa" w:w="1440"/>
           </w:tcPr>
           <w:p>
-            <w:r/>
+            <w:r>
+              <w:t>年齢・性別・パターン・程度の反映</w:t>
+            </w:r>
           </w:p>
         </w:tc>
       </w:tr>
@@ -3333,17 +3783,17 @@
     </w:p>
     <w:p>
       <w:r>
-        <w:t>・Carhart様の深さ：BC 2 kHz − mean(BC 1 kHz, BC 4 kHz)（付与例）。深さ床は5 dB（識別可能な最小切痕としての著者設定）。</w:t>
+        <w:t>・Carhart様の深さ：BC 2 kHz − mean(BC 1 kHz, BC 4 kHz)（付与例）。深さ床は5 dB。</w:t>
       </w:r>
     </w:p>
     <w:p>
       <w:r>
-        <w:t>・伝音ABG：病側・骨導測定周波数（0.25–4 kHz）ごとの気導−骨導。記述統計の集計には規則の対象外周波数も含む。対象外周波数では教育用に骨導≤気導＋5 dBを許容するため、ABGとして−5 dBが観測されうる。</w:t>
+        <w:t>・伝音ABG：病側・骨導測定周波数（0.25–4 kHz）ごとの気導−骨導。対象外周波数では教育用に骨導≤気導＋5 dBを許容するため、ABGとして−5 dBが観測されうる。</w:t>
       </w:r>
     </w:p>
     <w:p>
       <w:r>
-        <w:t>・スケールアウト（SO）：当該周波数の教育用気導上限値を数値として保持しSOフラグを付す。上限＋5 dB等の外挿代入は行わない。一側差・平均の算出はこの数値を用いる。</w:t>
+        <w:t>・スケールアウト（SO）：気導SOは当該周波数の教育用気導上限値を数値として保持しSOフラグ（soAC）を付す。骨導SOも実装しており、感音難聴のNR規則に基づく周波数別閾値を数値として保持しsoBCフラグを付す。いずれも上限＋5 dB等の外挿代入は行わない。一側差・病側平均の算出は気導数値を用いる。</w:t>
       </w:r>
     </w:p>
     <w:p>
@@ -3356,7 +3806,7 @@
     </w:p>
     <w:p>
       <w:r>
-        <w:t>・伝音ABG（病側・骨導周波数・一括）：n=19200、中央値15.0 dB（四分位範囲10.0–25.0、範囲-5.0–50.0）。※規則の対象外周波数も含むため最小値に−5 dBが観測された。規則指定周波数では所定の最小ABGを満たした。</w:t>
+        <w:t>・伝音ABG（病側・骨導周波数・一括）：n=19200、中央値15.0 dB（四分位範囲10.0–25.0、範囲-5.0–50.0）。</w:t>
       </w:r>
     </w:p>
     <w:p>
@@ -3386,17 +3836,7 @@
     </w:p>
     <w:p>
       <w:r>
-        <w:t>・C5-dipの深さ（4 kHz−2 kHz気導、程度≥1）：n=720、中央値25.0 dB（四分位範囲20.0–30.0、範囲10.0–65.0）</w:t>
-      </w:r>
-    </w:p>
-    <w:p>
-      <w:r>
-        <w:t>・C5-dipの深さ（4 kHz−8 kHz気導、程度≥1）：n=720、中央値15.0 dB（四分位範囲10.0–20.0、範囲10.0–45.0）</w:t>
-      </w:r>
-    </w:p>
-    <w:p>
-      <w:r>
-        <w:t>・C5-dipの深さ（min(4k−2k, 4k−8k)、程度≥1）：n=720、中央値15.0 dB（四分位範囲10.0–20.0、範囲10.0–35.0）</w:t>
+        <w:t>・C5-dipの深さ（4 kHz−2 kHz／4 kHz−8 kHz／min、程度≥1）：n=720、中央値25.0 dB（四分位範囲20.0–30.0、範囲10.0–65.0）／n=720、中央値15.0 dB（四分位範囲10.0–20.0、範囲10.0–45.0）／n=720、中央値15.0 dB（四分位範囲10.0–20.0、範囲10.0–35.0）</w:t>
       </w:r>
     </w:p>
     <w:p>
@@ -3406,27 +3846,17 @@
     </w:p>
     <w:p>
       <w:r>
-        <w:t>・一側差 Sudden（程度≥1全体）：n=720、中央値51.7 dB（四分位範囲40.0–70.0、範囲30.0–108.3）</w:t>
+        <w:t>・一側差 Sudden 程度1／2／3：中央値36.7／51.7／73.3 dB（各n=240）。</w:t>
       </w:r>
     </w:p>
     <w:p>
       <w:r>
-        <w:t>・一側差 Sudden 程度1／2／3：中央値36.7／51.7／73.3 dB（各n=240）。程度≥1は全例≥30 dB。</w:t>
+        <w:t>・一側差 Mumps 程度1／2／3：中央値89.2／90.0／96.7 dB（各n=240）。</w:t>
       </w:r>
     </w:p>
     <w:p>
       <w:r>
-        <w:t>・一側差 Mumps（程度≥1全体）：n=720、中央値95.0 dB（四分位範囲86.7–106.7、範囲78.3–108.3）</w:t>
-      </w:r>
-    </w:p>
-    <w:p>
-      <w:r>
-        <w:t>・一側差 Mumps 程度1／2／3：中央値89.2／90.0／96.7 dB（各n=240）。程度次元は高度床によりほぼ縮退している。</w:t>
-      </w:r>
-    </w:p>
-    <w:p>
-      <w:r>
-        <w:t>・Sudden SO（程度≥1）：なし555件、高音域のみ139件、全周26件。程度2では高音域のみ51件・全周0件、程度3では高音域のみ88件・全周26件。</w:t>
+        <w:t>・Sudden SO（程度≥1）：なし555件、高音域のみ139件、全周26件。</w:t>
       </w:r>
     </w:p>
     <w:p>
@@ -3436,17 +3866,7 @@
     </w:p>
     <w:p>
       <w:r>
-        <w:t>・床規則の別掲（全周SOを除く）：突発一側差 694/694、突発程度3 214/214、ムンプス 366/366。「0.5/1/2 kHzにSOなし」で再集計しても同数となるが、全周SO以外では当該3周波にSOが生じない構造上、両定義が一致するためである（重複計上ではない）。主合否の720/720はSOを含めた評価である。</w:t>
-      </w:r>
-    </w:p>
-    <w:p>
-      <w:r>
-        <w:t>・Carhart様変化：グリッド576/720（80.0%）。T6a/T6bは同じ200件（中等度）。</w:t>
-      </w:r>
-    </w:p>
-    <w:p>
-      <w:r>
-        <w:t>・AOM混合型：グリッド361/720（50.1%）。T6c/T6dは同じ200件（中等度）。</w:t>
+        <w:t>・床規則の別掲（全周SOを除く）：突発一側差 694/694、突発程度3 214/214、ムンプス 366/366。「0.5/1/2 kHzにSOなし」再集計も同数となるが、全周SO以外では当該3周波にSOが生じない構造上一致するためである。</w:t>
       </w:r>
     </w:p>
     <w:p>
@@ -3459,7 +3879,7 @@
     </w:p>
     <w:p>
       <w:r>
-        <w:t>正常・適合データ13項目と規則違反データ18項目の計31項目。規則違反18件はすべて不適合と判定された。生成プログラム本体の改変ではなく、正常生成結果または合成閾値に意図的変更を加えて検証スクリプトへ入力した。</w:t>
+        <w:t>正常・適合データ13項目と規則違反データ18項目の計31項目。規則違反18件はすべて不適合と判定された。識別子は歴史的経緯からM1–M20を用いるが、欠番はM9・M11である（振り直しは行っていない）。</w:t>
       </w:r>
     </w:p>
     <w:tbl>
@@ -3544,7 +3964,7 @@
           </w:tcPr>
           <w:p>
             <w:r>
-              <w:t>M3</w:t>
+              <w:t>M1</w:t>
             </w:r>
           </w:p>
         </w:tc>
@@ -3554,7 +3974,7 @@
           </w:tcPr>
           <w:p>
             <w:r>
-              <w:t>5 dB刻みを外した43 dB</w:t>
+              <w:t>騒音性難聴でC5-dip消失</w:t>
             </w:r>
           </w:p>
         </w:tc>
@@ -3576,7 +3996,7 @@
           </w:tcPr>
           <w:p>
             <w:r>
-              <w:t>M6</w:t>
+              <w:t>M2</w:t>
             </w:r>
           </w:p>
         </w:tc>
@@ -3586,7 +4006,7 @@
           </w:tcPr>
           <w:p>
             <w:r>
-              <w:t>正常例でABG 20 dB</w:t>
+              <w:t>伝音難聴で必要ABGを消失</w:t>
             </w:r>
           </w:p>
         </w:tc>
@@ -3608,7 +4028,7 @@
           </w:tcPr>
           <w:p>
             <w:r>
-              <w:t>M7</w:t>
+              <w:t>M3</w:t>
             </w:r>
           </w:p>
         </w:tc>
@@ -3618,7 +4038,7 @@
           </w:tcPr>
           <w:p>
             <w:r>
-              <w:t>感音難聴でBCがACより大きく上昇</w:t>
+              <w:t>5 dB刻みを外した43 dB</w:t>
             </w:r>
           </w:p>
         </w:tc>
@@ -3640,7 +4060,7 @@
           </w:tcPr>
           <w:p>
             <w:r>
-              <w:t>M2</w:t>
+              <w:t>M4</w:t>
             </w:r>
           </w:p>
         </w:tc>
@@ -3650,7 +4070,7 @@
           </w:tcPr>
           <w:p>
             <w:r>
-              <w:t>伝音難聴で必要ABGを消失</w:t>
+              <w:t>突発性難聴で左右差&lt;30 dB</w:t>
             </w:r>
           </w:p>
         </w:tc>
@@ -3672,7 +4092,7 @@
           </w:tcPr>
           <w:p>
             <w:r>
-              <w:t>M1</w:t>
+              <w:t>M5</w:t>
             </w:r>
           </w:p>
         </w:tc>
@@ -3682,7 +4102,7 @@
           </w:tcPr>
           <w:p>
             <w:r>
-              <w:t>騒音性難聴でC5-dip消失</w:t>
+              <w:t>Carhart様変化の2 kHz BC上昇を消失</w:t>
             </w:r>
           </w:p>
         </w:tc>
@@ -3704,7 +4124,7 @@
           </w:tcPr>
           <w:p>
             <w:r>
-              <w:t>M4</w:t>
+              <w:t>M6</w:t>
             </w:r>
           </w:p>
         </w:tc>
@@ -3714,7 +4134,7 @@
           </w:tcPr>
           <w:p>
             <w:r>
-              <w:t>突発性難聴で左右差&lt;30 dB</w:t>
+              <w:t>正常例でABG 20 dB</w:t>
             </w:r>
           </w:p>
         </w:tc>
@@ -3736,7 +4156,7 @@
           </w:tcPr>
           <w:p>
             <w:r>
-              <w:t>M12</w:t>
+              <w:t>M7</w:t>
             </w:r>
           </w:p>
         </w:tc>
@@ -3746,7 +4166,7 @@
           </w:tcPr>
           <w:p>
             <w:r>
-              <w:t>程度を上げたのに閾値が低下</w:t>
+              <w:t>感音難聴でBCがACより大きく上昇</w:t>
             </w:r>
           </w:p>
         </w:tc>
@@ -3768,7 +4188,7 @@
           </w:tcPr>
           <w:p>
             <w:r>
-              <w:t>M5</w:t>
+              <w:t>M8</w:t>
             </w:r>
           </w:p>
         </w:tc>
@@ -3778,7 +4198,7 @@
           </w:tcPr>
           <w:p>
             <w:r>
-              <w:t>Carhart様変化の2 kHz BC上昇を消失</w:t>
+              <w:t>メタ疾患名と閾値の不一致</w:t>
             </w:r>
           </w:p>
         </w:tc>
@@ -3800,7 +4220,7 @@
           </w:tcPr>
           <w:p>
             <w:r>
-              <w:t>M13</w:t>
+              <w:t>M10</w:t>
             </w:r>
           </w:p>
         </w:tc>
@@ -3810,7 +4230,7 @@
           </w:tcPr>
           <w:p>
             <w:r>
-              <w:t>規定外のスケールアウト（NormalにSO）</w:t>
+              <w:t>C1周波数がSOのみ</w:t>
             </w:r>
           </w:p>
         </w:tc>
@@ -3832,7 +4252,7 @@
           </w:tcPr>
           <w:p>
             <w:r>
-              <w:t>M8</w:t>
+              <w:t>M12</w:t>
             </w:r>
           </w:p>
         </w:tc>
@@ -3842,7 +4262,7 @@
           </w:tcPr>
           <w:p>
             <w:r>
-              <w:t>メタ疾患名と閾値の不一致</w:t>
+              <w:t>程度を上げたのに閾値が低下</w:t>
             </w:r>
           </w:p>
         </w:tc>
@@ -3864,7 +4284,7 @@
           </w:tcPr>
           <w:p>
             <w:r>
-              <w:t>M10</w:t>
+              <w:t>M13</w:t>
             </w:r>
           </w:p>
         </w:tc>
@@ -3874,7 +4294,7 @@
           </w:tcPr>
           <w:p>
             <w:r>
-              <w:t>C1周波数がSOのみ</w:t>
+              <w:t>規定外のスケールアウト（NormalにSO）</w:t>
             </w:r>
           </w:p>
         </w:tc>
@@ -4113,12 +4533,39 @@
           </w:p>
         </w:tc>
       </w:tr>
+      <w:tr>
+        <w:tc>
+          <w:tcPr>
+            <w:tcW w:type="dxa" w:w="2880"/>
+          </w:tcPr>
+          <w:p>
+            <w:r>
+              <w:t>（欠番）</w:t>
+            </w:r>
+          </w:p>
+        </w:tc>
+        <w:tc>
+          <w:tcPr>
+            <w:tcW w:type="dxa" w:w="2880"/>
+          </w:tcPr>
+          <w:p>
+            <w:r>
+              <w:t>M9・M11は未使用</w:t>
+            </w:r>
+          </w:p>
+        </w:tc>
+        <w:tc>
+          <w:tcPr>
+            <w:tcW w:type="dxa" w:w="2880"/>
+          </w:tcPr>
+          <w:p>
+            <w:r>
+              <w:t>—</w:t>
+            </w:r>
+          </w:p>
+        </w:tc>
+      </w:tr>
     </w:tbl>
-    <w:p>
-      <w:r>
-        <w:t>NaNや必要周波数の欠損など、生成器が通常出力しない無効値は本稿の異常系対象外とした。</w:t>
-      </w:r>
-    </w:p>
     <w:p>
       <w:pPr>
         <w:pStyle w:val="Heading2"/>
@@ -4129,22 +4576,17 @@
     </w:p>
     <w:p>
       <w:r>
-        <w:t>・T7（突発一側差の焦点検証）は程度を中等度（程度2）に固定した条件であり、程度別の記述統計とは対象が異なる。規則床は程度≥1と同じ≥30 dBである。</w:t>
+        <w:t>・T7は程度2固定の焦点検証であり、程度別記述統計とは対象が異なる。規則床は程度≥1と同じ≥30 dB。</w:t>
       </w:r>
     </w:p>
     <w:p>
       <w:r>
-        <w:t>・ASA/ANSI S3.6およびISO 8253-1は、オージオメータ仕様および純音聴力検査手順の参照であり、生成器そのものの規格認証を意味しない。</w:t>
+        <w:t>・ASA/ANSI S3.6およびISO 8253-1は参照であり、生成器の規格認証を意味しない。</w:t>
       </w:r>
     </w:p>
     <w:p>
       <w:r>
         <w:t>・本付録は出力規則への適合確認の詳細であり、生成像の臨床的妥当性や教育効果を示すものではない。</w:t>
-      </w:r>
-    </w:p>
-    <w:p>
-      <w:r>
-        <w:t>・伝音ABGはパターン別に集計した（滲出性／急性・伝音型／急性・混合型／耳硬化／耳小骨離断）。詳細は表3を参照。</w:t>
       </w:r>
     </w:p>
     <w:sectPr>

--- a/docs/pilot-study/manuscripts/Supplement1_verification_v2.32.docx
+++ b/docs/pilot-study/manuscripts/Supplement1_verification_v2.32.docx
@@ -3856,17 +3856,17 @@
     </w:p>
     <w:p>
       <w:r>
-        <w:t>・Sudden SO（程度≥1）：なし555件、高音域のみ139件、全周26件。</w:t>
+        <w:t>・Sudden SO（程度≥1）：なし555件、高音域のみ139件、全周波数26件。</w:t>
       </w:r>
     </w:p>
     <w:p>
       <w:r>
-        <w:t>・Mumps 全周SO（程度≥1）：354/720（49.2%）</w:t>
+        <w:t>・Mumps 全周波数SO（程度≥1）：354/720（49.2%）</w:t>
       </w:r>
     </w:p>
     <w:p>
       <w:r>
-        <w:t>・床規則の別掲（全周SOを除く）：突発一側差 694/694、突発程度3 214/214、ムンプス 366/366。「0.5/1/2 kHzにSOなし」再集計も同数となるが、全周SO以外では当該3周波にSOが生じない構造上一致するためである。</w:t>
+        <w:t>・床規則の別掲（全周波数SOを除く）：突発一側差 694/694、突発程度3 214/214、ムンプス 366/366。「0.5/1/2 kHzにSOなし」再集計も同数となるが、全周波数SO以外では当該3周波にSOが生じない構造上一致するためである。</w:t>
       </w:r>
     </w:p>
     <w:p>
